--- a/submission_ready/tuberculosis_longitudinal_20260318/05_Tuberculosis_Submission_Notes.docx
+++ b/submission_ready/tuberculosis_longitudinal_20260318/05_Tuberculosis_Submission_Notes.docx
@@ -65,7 +65,7 @@
         <w:pStyle w:val="ListBullet"/>
       </w:pPr>
       <w:r>
-        <w:t>The strongest findings concern coordinated host-response programs rather than a generic public-database ranking exercise.</w:t>
+        <w:t>The strongest findings concern coordinated host-response programs rather than a generic transcript-ranking exercise.</w:t>
       </w:r>
     </w:p>
     <w:p>
